--- a/docs/Stage 2 - First Progress Report/Stage 2 - First Progress Report- RoughDraft.docx
+++ b/docs/Stage 2 - First Progress Report/Stage 2 - First Progress Report- RoughDraft.docx
@@ -156,7 +156,7 @@
           <w:noProof/>
           <w:spacing w:val="-4"/>
         </w:rPr>
-        <w:t>Wednesday, April 1, 2026</w:t>
+        <w:t>Sunday, April 5, 2026</w:t>
       </w:r>
       <w:r>
         <w:rPr>
@@ -166,6 +166,11 @@
       </w:r>
     </w:p>
     <w:p>
+      <w:pPr>
+        <w:rPr>
+          <w:spacing w:val="-4"/>
+        </w:rPr>
+      </w:pPr>
       <w:r>
         <w:rPr>
           <w:spacing w:val="-4"/>
@@ -179,6 +184,122 @@
       </w:pPr>
       <w:r>
         <w:lastRenderedPageBreak/>
+        <w:t>Introduction</w:t>
+      </w:r>
+    </w:p>
+    <w:p>
+      <w:r>
+        <w:t>Some text about the whole thing</w:t>
+      </w:r>
+    </w:p>
+    <w:p>
+      <w:r>
+        <w:br w:type="page"/>
+      </w:r>
+    </w:p>
+    <w:p>
+      <w:pPr>
+        <w:pStyle w:val="Title"/>
+      </w:pPr>
+      <w:r>
+        <w:lastRenderedPageBreak/>
+        <w:t>Background and preliminaries</w:t>
+      </w:r>
+    </w:p>
+    <w:p>
+      <w:pPr>
+        <w:pStyle w:val="Heading1"/>
+      </w:pPr>
+      <w:bookmarkStart w:id="0" w:name="_Toc226312067"/>
+      <w:r>
+        <w:t>What research and resources are you using to assist you in completing your project?</w:t>
+      </w:r>
+      <w:bookmarkEnd w:id="0"/>
+    </w:p>
+    <w:p>
+      <w:pPr>
+        <w:pStyle w:val="Heading1"/>
+      </w:pPr>
+      <w:bookmarkStart w:id="1" w:name="_Toc226312068"/>
+      <w:r>
+        <w:t>Design Diagram</w:t>
+      </w:r>
+      <w:bookmarkEnd w:id="1"/>
+    </w:p>
+    <w:p>
+      <w:pPr>
+        <w:pStyle w:val="Heading1"/>
+      </w:pPr>
+      <w:bookmarkStart w:id="2" w:name="_Toc226312069"/>
+      <w:r>
+        <w:t>What obstacles are you encountering</w:t>
+      </w:r>
+      <w:bookmarkEnd w:id="2"/>
+    </w:p>
+    <w:p>
+      <w:r>
+        <w:br w:type="page"/>
+      </w:r>
+    </w:p>
+    <w:p>
+      <w:pPr>
+        <w:pStyle w:val="Title"/>
+      </w:pPr>
+      <w:r>
+        <w:lastRenderedPageBreak/>
+        <w:t>Implementation</w:t>
+      </w:r>
+    </w:p>
+    <w:p>
+      <w:r>
+        <w:t>20% - 30% completed</w:t>
+      </w:r>
+    </w:p>
+    <w:p>
+      <w:r>
+        <w:br w:type="page"/>
+      </w:r>
+    </w:p>
+    <w:p>
+      <w:pPr>
+        <w:pStyle w:val="Title"/>
+      </w:pPr>
+      <w:r>
+        <w:lastRenderedPageBreak/>
+        <w:t>Percentage and Desecription</w:t>
+      </w:r>
+    </w:p>
+    <w:p>
+      <w:r>
+        <w:t>Percentage and description of the work done by each group member</w:t>
+      </w:r>
+    </w:p>
+    <w:p>
+      <w:pPr>
+        <w:rPr>
+          <w:spacing w:val="-4"/>
+        </w:rPr>
+      </w:pPr>
+    </w:p>
+    <w:p>
+      <w:pPr>
+        <w:rPr>
+          <w:spacing w:val="-4"/>
+        </w:rPr>
+      </w:pPr>
+      <w:r>
+        <w:rPr>
+          <w:spacing w:val="-4"/>
+        </w:rPr>
+        <w:br w:type="page"/>
+      </w:r>
+    </w:p>
+    <w:p/>
+    <w:p>
+      <w:pPr>
+        <w:pStyle w:val="Title"/>
+      </w:pPr>
+      <w:r>
         <w:t>Research Notes</w:t>
       </w:r>
     </w:p>
@@ -442,6 +563,7 @@
         <w:spacing w:before="120" w:after="120"/>
       </w:pPr>
       <w:r>
+        <w:lastRenderedPageBreak/>
         <w:t>Button input register</w:t>
       </w:r>
     </w:p>
@@ -460,7 +582,6 @@
         <w:spacing w:before="120" w:after="120"/>
       </w:pPr>
       <w:r>
-        <w:lastRenderedPageBreak/>
         <w:t>7-seg output register</w:t>
       </w:r>
     </w:p>
@@ -879,8 +1000,24 @@
       </w:pPr>
       <w:r>
         <w:lastRenderedPageBreak/>
-        <w:t>Memory Mapped input Registers</w:t>
-      </w:r>
+        <w:t xml:space="preserve">Memory Mapped </w:t>
+      </w:r>
+      <w:r>
+        <w:t>Input/Output</w:t>
+      </w:r>
+      <w:r>
+        <w:t xml:space="preserve"> Registers</w:t>
+      </w:r>
+    </w:p>
+    <w:p>
+      <w:pPr>
+        <w:pStyle w:val="Heading1"/>
+      </w:pPr>
+      <w:proofErr w:type="gramStart"/>
+      <w:r>
+        <w:t>Inputs</w:t>
+      </w:r>
+      <w:proofErr w:type="gramEnd"/>
     </w:p>
     <w:p>
       <w:r>
@@ -891,6 +1028,16 @@
       <w:r>
         <w:t>Buttons</w:t>
       </w:r>
+    </w:p>
+    <w:p>
+      <w:pPr>
+        <w:pStyle w:val="Heading1"/>
+      </w:pPr>
+      <w:proofErr w:type="gramStart"/>
+      <w:r>
+        <w:t>Outputs</w:t>
+      </w:r>
+      <w:proofErr w:type="gramEnd"/>
     </w:p>
     <w:p>
       <w:pPr>
@@ -931,8 +1078,24 @@
       </w:r>
     </w:p>
     <w:p>
+      <w:pPr>
+        <w:pStyle w:val="ListBullet"/>
+      </w:pPr>
+      <w:r>
+        <w:t>Goes into Seven Segment Driver</w:t>
+      </w:r>
+    </w:p>
+    <w:p>
       <w:r>
         <w:t>VGA status/state</w:t>
+      </w:r>
+    </w:p>
+    <w:p>
+      <w:pPr>
+        <w:pStyle w:val="ListBullet"/>
+      </w:pPr>
+      <w:r>
+        <w:t>Goes into the VGA status display</w:t>
       </w:r>
     </w:p>
     <w:p>
@@ -1369,7 +1532,7 @@
             <w:rPr>
               <w:noProof/>
             </w:rPr>
-            <w:t>Wednesday, April 1, 2026</w:t>
+            <w:t>Sunday, April 5, 2026</w:t>
           </w:r>
           <w:r>
             <w:fldChar w:fldCharType="end"/>
@@ -1486,7 +1649,7 @@
             <w:rPr>
               <w:noProof/>
             </w:rPr>
-            <w:t>Wednesday, April 1, 2026</w:t>
+            <w:t>Sunday, April 5, 2026</w:t>
           </w:r>
           <w:r>
             <w:fldChar w:fldCharType="end"/>
